--- a/tests/org.obeonetwork.m2doc.tests/resources/linkServices/asBookmarkDuplicatedBookmarkID/asBookmarkDuplicatedBookmarkID-expected-generation.docx
+++ b/tests/org.obeonetwork.m2doc.tests/resources/linkServices/asBookmarkDuplicatedBookmarkID/asBookmarkDuplicatedBookmarkID-expected-generation.docx
@@ -33,14 +33,14 @@
         </w:rPr>
         <w:t/>
       </w:r>
-      <w:bookmarkStart w:name="Art1" w:id="132044789129894217406331227418942829102"/>
+      <w:bookmarkStart w:name="Art1" w:id="120615069026570478619361347917122703203"/>
       <w:r>
         <w:rPr>
           <w:color w:themeColor="accent6" w:themeShade="BF" w:val="E36C0A"/>
         </w:rPr>
         <w:t>Definition of Artifact1</w:t>
       </w:r>
-      <w:bookmarkEnd w:id="132044789129894217406331227418942829102"/>
+      <w:bookmarkEnd w:id="120615069026570478619361347917122703203"/>
     </w:p>
     <w:p>
       <w:r>

--- a/tests/org.obeonetwork.m2doc.tests/resources/linkServices/asBookmarkDuplicatedBookmarkID/asBookmarkDuplicatedBookmarkID-expected-generation.docx
+++ b/tests/org.obeonetwork.m2doc.tests/resources/linkServices/asBookmarkDuplicatedBookmarkID/asBookmarkDuplicatedBookmarkID-expected-generation.docx
@@ -33,14 +33,14 @@
         </w:rPr>
         <w:t/>
       </w:r>
-      <w:bookmarkStart w:name="Art1" w:id="132044789129894217406331227418942829102"/>
+      <w:bookmarkStart w:name="Art1" w:id="89664972416612353385058724892430612184"/>
       <w:r>
         <w:rPr>
           <w:color w:themeColor="accent6" w:themeShade="BF" w:val="E36C0A"/>
         </w:rPr>
         <w:t>Definition of Artifact1</w:t>
       </w:r>
-      <w:bookmarkEnd w:id="132044789129894217406331227418942829102"/>
+      <w:bookmarkEnd w:id="89664972416612353385058724892430612184"/>
     </w:p>
     <w:p>
       <w:r>
